--- a/reports and protocols/CMF_user_test_protocol.docx
+++ b/reports and protocols/CMF_user_test_protocol.docx
@@ -6,9 +6,6 @@
       <w:pPr>
         <w:spacing w:before="480" w:after="480"/>
         <w:jc w:val="center"/>
-        <w:rPr>
-          <w:lang w:val="en-GB"/>
-        </w:rPr>
       </w:pPr>
       <w:r>
         <w:rPr>
@@ -17,7 +14,6 @@
           <w:color w:val="2E75B6"/>
           <w:sz w:val="56"/>
           <w:szCs w:val="56"/>
-          <w:lang w:val="en-GB"/>
         </w:rPr>
         <w:t>User test protocol</w:t>
       </w:r>
@@ -28,11 +24,10 @@
           <w:color w:val="2E75B6"/>
           <w:sz w:val="56"/>
           <w:szCs w:val="56"/>
-          <w:lang w:val="en-GB"/>
         </w:rPr>
         <w:t xml:space="preserve"> </w:t>
       </w:r>
-      <w:proofErr w:type="gramStart"/>
+      <w:proofErr w:type="spellStart"/>
       <w:r>
         <w:rPr>
           <w:b/>
@@ -40,10 +35,10 @@
           <w:color w:val="2E75B6"/>
           <w:sz w:val="56"/>
           <w:szCs w:val="56"/>
-          <w:lang w:val="en-GB"/>
         </w:rPr>
-        <w:t>dev</w:t>
-      </w:r>
+        <w:t>develop</w:t>
+      </w:r>
+      <w:proofErr w:type="spellEnd"/>
       <w:r>
         <w:rPr>
           <w:b/>
@@ -51,19 +46,6 @@
           <w:color w:val="2E75B6"/>
           <w:sz w:val="56"/>
           <w:szCs w:val="56"/>
-          <w:lang w:val="en-GB"/>
-        </w:rPr>
-        <w:t>elop</w:t>
-      </w:r>
-      <w:proofErr w:type="gramEnd"/>
-      <w:r>
-        <w:rPr>
-          <w:b/>
-          <w:bCs/>
-          <w:color w:val="2E75B6"/>
-          <w:sz w:val="56"/>
-          <w:szCs w:val="56"/>
-          <w:lang w:val="en-GB"/>
         </w:rPr>
         <w:t xml:space="preserve"> 3</w:t>
       </w:r>
@@ -71,62 +53,36 @@
     <w:p>
       <w:pPr>
         <w:pStyle w:val="Kop1"/>
-        <w:rPr>
-          <w:lang w:val="en-GB"/>
-        </w:rPr>
-      </w:pPr>
-      <w:proofErr w:type="spellStart"/>
-      <w:r>
-        <w:rPr>
-          <w:lang w:val="en-GB"/>
-        </w:rPr>
+      </w:pPr>
+      <w:r>
         <w:t>Projectinformatie</w:t>
       </w:r>
-      <w:proofErr w:type="spellEnd"/>
-    </w:p>
-    <w:p>
-      <w:pPr>
-        <w:rPr>
-          <w:lang w:val="en-GB"/>
-        </w:rPr>
-      </w:pPr>
-    </w:p>
-    <w:p>
-      <w:pPr>
-        <w:rPr>
-          <w:lang w:val="en-GB"/>
-        </w:rPr>
-      </w:pPr>
-      <w:proofErr w:type="spellStart"/>
+    </w:p>
+    <w:p/>
+    <w:p>
       <w:r>
         <w:rPr>
           <w:i/>
           <w:iCs/>
-          <w:lang w:val="en-GB"/>
         </w:rPr>
         <w:t>Projectnaam</w:t>
       </w:r>
+      <w:r>
+        <w:t>:</w:t>
+      </w:r>
+      <w:r>
+        <w:t xml:space="preserve"> </w:t>
+      </w:r>
+      <w:proofErr w:type="spellStart"/>
+      <w:r>
+        <w:t>Develop</w:t>
+      </w:r>
       <w:proofErr w:type="spellEnd"/>
       <w:r>
-        <w:rPr>
-          <w:lang w:val="en-GB"/>
-        </w:rPr>
-        <w:t>:</w:t>
-      </w:r>
-      <w:r>
-        <w:rPr>
-          <w:lang w:val="en-GB"/>
-        </w:rPr>
-        <w:t xml:space="preserve"> Develop 3</w:t>
-      </w:r>
-    </w:p>
-    <w:p>
-      <w:pPr>
-        <w:rPr>
-          <w:lang w:val="en-GB"/>
-        </w:rPr>
-      </w:pPr>
-    </w:p>
+        <w:t xml:space="preserve"> 3</w:t>
+      </w:r>
+    </w:p>
+    <w:p/>
     <w:p>
       <w:r>
         <w:t xml:space="preserve">Het doel van dit project is om via Colour, </w:t>
@@ -150,15 +106,7 @@
         <w:t>Onderzoekers</w:t>
       </w:r>
       <w:r>
-        <w:t xml:space="preserve">: Leon Debonne (leon.debonne@ugent.be) &amp; Staf </w:t>
-      </w:r>
-      <w:proofErr w:type="spellStart"/>
-      <w:r>
-        <w:t>Logie</w:t>
-      </w:r>
-      <w:proofErr w:type="spellEnd"/>
-      <w:r>
-        <w:t xml:space="preserve"> (staf.logie@ugent.be), Studenten industrieel ingenieur: industrieel ontwerpen, 2IO</w:t>
+        <w:t>: Leon Debonne (leon.debonne@ugent.be) &amp; Staf Logie (staf.logie@ugent.be), Studenten industrieel ingenieur: industrieel ontwerpen, 2IO</w:t>
       </w:r>
     </w:p>
     <w:p/>
@@ -332,15 +280,13 @@
         </w:numPr>
       </w:pPr>
       <w:r>
-        <w:t>Als er geen meerderheidsfavoriet uit de test kom moet er een duidelijk patroon te vinden zijn waarom de mensen hun keuzes maken. (</w:t>
-      </w:r>
-      <w:proofErr w:type="gramStart"/>
-      <w:r>
-        <w:t>bv.</w:t>
-      </w:r>
-      <w:proofErr w:type="gramEnd"/>
-      <w:r>
-        <w:t xml:space="preserve"> interieur huis/ keuken)</w:t>
+        <w:t>Als er geen meerderheidsfavoriet uit de test kom</w:t>
+      </w:r>
+      <w:r>
+        <w:t>t</w:t>
+      </w:r>
+      <w:r>
+        <w:t xml:space="preserve"> moet er een duidelijk patroon te vinden zijn waarom de mensen hun keuzes maken. (bv. interieur huis/ keuken)</w:t>
       </w:r>
     </w:p>
     <w:p/>
@@ -441,13 +387,8 @@
       </w:r>
       <w:proofErr w:type="spellEnd"/>
       <w:r>
-        <w:t xml:space="preserve"> </w:t>
-      </w:r>
-      <w:proofErr w:type="gramStart"/>
-      <w:r>
-        <w:t>consent formulier</w:t>
-      </w:r>
-      <w:proofErr w:type="gramEnd"/>
+        <w:t xml:space="preserve"> consent formulier</w:t>
+      </w:r>
     </w:p>
     <w:p>
       <w:pPr>
@@ -510,15 +451,15 @@
     <w:p/>
     <w:p>
       <w:r>
-        <w:t xml:space="preserve">Wij zijn Leon Debonne en Staf </w:t>
+        <w:t xml:space="preserve">Wij zijn Leon </w:t>
       </w:r>
       <w:proofErr w:type="spellStart"/>
       <w:r>
-        <w:t>Logie</w:t>
+        <w:t>Debonne</w:t>
       </w:r>
       <w:proofErr w:type="spellEnd"/>
       <w:r>
-        <w:t xml:space="preserve"> en we studeren aan de Universiteit Gent campus Kortrijk met afstudeerrichting industrieel ingenieur industrieel ontwerpen.</w:t>
+        <w:t xml:space="preserve"> en Staf Logie en we studeren aan de Universiteit Gent campus Kortrijk met afstudeerrichting industrieel ingenieur industrieel ontwerpen.</w:t>
       </w:r>
     </w:p>
     <w:p/>
@@ -626,6 +567,9 @@
     </w:p>
     <w:p>
       <w:r>
+        <w:rPr>
+          <w:noProof/>
+        </w:rPr>
         <w:drawing>
           <wp:anchor distT="0" distB="0" distL="114300" distR="114300" simplePos="0" relativeHeight="251659264" behindDoc="0" locked="0" layoutInCell="1" allowOverlap="1" wp14:anchorId="42D6A8CB" wp14:editId="2AB7A6E5">
             <wp:simplePos x="0" y="0"/>
@@ -1086,12 +1030,6 @@
         <w:gridCol w:w="796"/>
       </w:tblGrid>
       <w:tr>
-        <w:tblPrEx>
-          <w:tblCellMar>
-            <w:top w:w="0" w:type="dxa"/>
-            <w:bottom w:w="0" w:type="dxa"/>
-          </w:tblCellMar>
-        </w:tblPrEx>
         <w:trPr>
           <w:trHeight w:val="245"/>
           <w:tblHeader/>
@@ -1296,12 +1234,6 @@
         </w:tc>
       </w:tr>
       <w:tr>
-        <w:tblPrEx>
-          <w:tblCellMar>
-            <w:top w:w="0" w:type="dxa"/>
-            <w:bottom w:w="0" w:type="dxa"/>
-          </w:tblCellMar>
-        </w:tblPrEx>
         <w:trPr>
           <w:trHeight w:val="256"/>
         </w:trPr>
@@ -1436,12 +1368,6 @@
         </w:tc>
       </w:tr>
       <w:tr>
-        <w:tblPrEx>
-          <w:tblCellMar>
-            <w:top w:w="0" w:type="dxa"/>
-            <w:bottom w:w="0" w:type="dxa"/>
-          </w:tblCellMar>
-        </w:tblPrEx>
         <w:trPr>
           <w:trHeight w:val="245"/>
         </w:trPr>
@@ -1576,12 +1502,6 @@
         </w:tc>
       </w:tr>
       <w:tr>
-        <w:tblPrEx>
-          <w:tblCellMar>
-            <w:top w:w="0" w:type="dxa"/>
-            <w:bottom w:w="0" w:type="dxa"/>
-          </w:tblCellMar>
-        </w:tblPrEx>
         <w:trPr>
           <w:trHeight w:val="256"/>
         </w:trPr>
@@ -1725,12 +1645,6 @@
         </w:tc>
       </w:tr>
       <w:tr>
-        <w:tblPrEx>
-          <w:tblCellMar>
-            <w:top w:w="0" w:type="dxa"/>
-            <w:bottom w:w="0" w:type="dxa"/>
-          </w:tblCellMar>
-        </w:tblPrEx>
         <w:trPr>
           <w:trHeight w:val="245"/>
         </w:trPr>
@@ -1865,12 +1779,6 @@
         </w:tc>
       </w:tr>
       <w:tr>
-        <w:tblPrEx>
-          <w:tblCellMar>
-            <w:top w:w="0" w:type="dxa"/>
-            <w:bottom w:w="0" w:type="dxa"/>
-          </w:tblCellMar>
-        </w:tblPrEx>
         <w:trPr>
           <w:trHeight w:val="467"/>
         </w:trPr>
@@ -2007,6 +1915,9 @@
     </w:tbl>
     <w:p>
       <w:r>
+        <w:rPr>
+          <w:noProof/>
+        </w:rPr>
         <w:lastRenderedPageBreak/>
         <w:drawing>
           <wp:anchor distT="0" distB="0" distL="114300" distR="114300" simplePos="0" relativeHeight="251658240" behindDoc="0" locked="0" layoutInCell="1" allowOverlap="1" wp14:anchorId="4F615024" wp14:editId="48709C16">

--- a/reports and protocols/CMF_user_test_protocol.docx
+++ b/reports and protocols/CMF_user_test_protocol.docx
@@ -6,9 +6,6 @@
       <w:pPr>
         <w:spacing w:before="480" w:after="480"/>
         <w:jc w:val="center"/>
-        <w:rPr>
-          <w:lang w:val="en-GB"/>
-        </w:rPr>
       </w:pPr>
       <w:r>
         <w:rPr>
@@ -17,7 +14,6 @@
           <w:color w:val="2E75B6"/>
           <w:sz w:val="56"/>
           <w:szCs w:val="56"/>
-          <w:lang w:val="en-GB"/>
         </w:rPr>
         <w:t>User test protocol</w:t>
       </w:r>
@@ -28,11 +24,10 @@
           <w:color w:val="2E75B6"/>
           <w:sz w:val="56"/>
           <w:szCs w:val="56"/>
-          <w:lang w:val="en-GB"/>
         </w:rPr>
         <w:t xml:space="preserve"> </w:t>
       </w:r>
-      <w:proofErr w:type="gramStart"/>
+      <w:proofErr w:type="spellStart"/>
       <w:r>
         <w:rPr>
           <w:b/>
@@ -40,10 +35,10 @@
           <w:color w:val="2E75B6"/>
           <w:sz w:val="56"/>
           <w:szCs w:val="56"/>
-          <w:lang w:val="en-GB"/>
         </w:rPr>
-        <w:t>dev</w:t>
-      </w:r>
+        <w:t>develop</w:t>
+      </w:r>
+      <w:proofErr w:type="spellEnd"/>
       <w:r>
         <w:rPr>
           <w:b/>
@@ -51,19 +46,6 @@
           <w:color w:val="2E75B6"/>
           <w:sz w:val="56"/>
           <w:szCs w:val="56"/>
-          <w:lang w:val="en-GB"/>
-        </w:rPr>
-        <w:t>elop</w:t>
-      </w:r>
-      <w:proofErr w:type="gramEnd"/>
-      <w:r>
-        <w:rPr>
-          <w:b/>
-          <w:bCs/>
-          <w:color w:val="2E75B6"/>
-          <w:sz w:val="56"/>
-          <w:szCs w:val="56"/>
-          <w:lang w:val="en-GB"/>
         </w:rPr>
         <w:t xml:space="preserve"> 3</w:t>
       </w:r>
@@ -71,62 +53,36 @@
     <w:p>
       <w:pPr>
         <w:pStyle w:val="Kop1"/>
-        <w:rPr>
-          <w:lang w:val="en-GB"/>
-        </w:rPr>
-      </w:pPr>
-      <w:proofErr w:type="spellStart"/>
-      <w:r>
-        <w:rPr>
-          <w:lang w:val="en-GB"/>
-        </w:rPr>
+      </w:pPr>
+      <w:r>
         <w:t>Projectinformatie</w:t>
       </w:r>
-      <w:proofErr w:type="spellEnd"/>
-    </w:p>
-    <w:p>
-      <w:pPr>
-        <w:rPr>
-          <w:lang w:val="en-GB"/>
-        </w:rPr>
-      </w:pPr>
-    </w:p>
-    <w:p>
-      <w:pPr>
-        <w:rPr>
-          <w:lang w:val="en-GB"/>
-        </w:rPr>
-      </w:pPr>
-      <w:proofErr w:type="spellStart"/>
+    </w:p>
+    <w:p/>
+    <w:p>
       <w:r>
         <w:rPr>
           <w:i/>
           <w:iCs/>
-          <w:lang w:val="en-GB"/>
         </w:rPr>
         <w:t>Projectnaam</w:t>
       </w:r>
+      <w:r>
+        <w:t>:</w:t>
+      </w:r>
+      <w:r>
+        <w:t xml:space="preserve"> </w:t>
+      </w:r>
+      <w:proofErr w:type="spellStart"/>
+      <w:r>
+        <w:t>Develop</w:t>
+      </w:r>
       <w:proofErr w:type="spellEnd"/>
       <w:r>
-        <w:rPr>
-          <w:lang w:val="en-GB"/>
-        </w:rPr>
-        <w:t>:</w:t>
-      </w:r>
-      <w:r>
-        <w:rPr>
-          <w:lang w:val="en-GB"/>
-        </w:rPr>
-        <w:t xml:space="preserve"> Develop 3</w:t>
-      </w:r>
-    </w:p>
-    <w:p>
-      <w:pPr>
-        <w:rPr>
-          <w:lang w:val="en-GB"/>
-        </w:rPr>
-      </w:pPr>
-    </w:p>
+        <w:t xml:space="preserve"> 3</w:t>
+      </w:r>
+    </w:p>
+    <w:p/>
     <w:p>
       <w:r>
         <w:t xml:space="preserve">Het doel van dit project is om via Colour, </w:t>
@@ -173,7 +129,13 @@
     <w:p/>
     <w:p>
       <w:r>
-        <w:t>Het doel van deze user test is om de definitieve ontwerpbeslissingen op het vlak van CMF te valideren. Hiervoor worden meerdere prototypevarianten ontwikkeld en tegen elkaar afgewogen. Door de testpersonen te laten interageren met deze varianten worden voorkeuren, ergonomische en esthetische indrukken en gebruikscomfort in kaart gebracht. Op basis van de resultaten wordt het finale ontwerp vastgelegd.</w:t>
+        <w:t>Het doel van deze user test is om de definitieve ontwerpbeslissingen op het vlak van CMF te valideren. Hiervoor worden meerdere prototypevarianten ontwikkeld en tegen elkaar afgewogen. Door de testpersonen te laten interageren met deze varianten worden voorkeuren</w:t>
+      </w:r>
+      <w:r>
+        <w:t xml:space="preserve"> en </w:t>
+      </w:r>
+      <w:r>
+        <w:t>esthetische indrukken kaart gebracht. Op basis van de resultaten wordt het finale ontwerp vastgelegd.</w:t>
       </w:r>
     </w:p>
     <w:p/>
@@ -199,6 +161,7 @@
         <w:t>-aloud methode (TAP) toegepast zodat de gedachtegang van de testpersoon gevolgd kan worden. Na de testfase wordt een korte evaluatievragenlijst ingevuld om de voorkeuren en bevindingen te kwantificeren.</w:t>
       </w:r>
     </w:p>
+    <w:p/>
     <w:p/>
     <w:p/>
     <w:p/>
@@ -239,7 +202,7 @@
         </w:numPr>
       </w:pPr>
       <w:r>
-        <w:t>Welk materiaal voelt het meest vertrouwd en kwalitatief aan?</w:t>
+        <w:t>Welk materiaal voelt het meest kwalitatief aan?</w:t>
       </w:r>
     </w:p>
     <w:p>
@@ -281,7 +244,13 @@
         </w:numPr>
       </w:pPr>
       <w:r>
-        <w:t>Zijn er patronen te vinden in CMF-keuzes die te wijten zijn aan hun keuken configuratie?</w:t>
+        <w:t xml:space="preserve">Zijn er patronen te vinden in CMF-keuzes die te wijten zijn aan hun </w:t>
+      </w:r>
+      <w:r>
+        <w:t>huiselijke samenstelling</w:t>
+      </w:r>
+      <w:r>
+        <w:t>?</w:t>
       </w:r>
     </w:p>
     <w:p/>
@@ -626,6 +595,9 @@
     </w:p>
     <w:p>
       <w:r>
+        <w:rPr>
+          <w:noProof/>
+        </w:rPr>
         <w:drawing>
           <wp:anchor distT="0" distB="0" distL="114300" distR="114300" simplePos="0" relativeHeight="251659264" behindDoc="0" locked="0" layoutInCell="1" allowOverlap="1" wp14:anchorId="42D6A8CB" wp14:editId="2AB7A6E5">
             <wp:simplePos x="0" y="0"/>
@@ -685,12 +657,6 @@
     </w:p>
     <w:p/>
     <w:p/>
-    <w:p/>
-    <w:p/>
-    <w:p/>
-    <w:p/>
-    <w:p/>
-    <w:p/>
     <w:p>
       <w:pPr>
         <w:pStyle w:val="Kop2"/>
@@ -910,7 +876,7 @@
         </w:numPr>
       </w:pPr>
       <w:r>
-        <w:t>Welke variant ziet er het meest professioneel en coherent uit?</w:t>
+        <w:t>Welke variant ziet er het meest professioneel uit?</w:t>
       </w:r>
     </w:p>
     <w:p>
@@ -968,7 +934,6 @@
         </w:numPr>
       </w:pPr>
       <w:r>
-        <w:lastRenderedPageBreak/>
         <w:t>Rangschik de varianten van meest naar minst voorkeur op vlak van materiaal.</w:t>
       </w:r>
     </w:p>
@@ -1086,12 +1051,6 @@
         <w:gridCol w:w="796"/>
       </w:tblGrid>
       <w:tr>
-        <w:tblPrEx>
-          <w:tblCellMar>
-            <w:top w:w="0" w:type="dxa"/>
-            <w:bottom w:w="0" w:type="dxa"/>
-          </w:tblCellMar>
-        </w:tblPrEx>
         <w:trPr>
           <w:trHeight w:val="245"/>
           <w:tblHeader/>
@@ -1296,12 +1255,6 @@
         </w:tc>
       </w:tr>
       <w:tr>
-        <w:tblPrEx>
-          <w:tblCellMar>
-            <w:top w:w="0" w:type="dxa"/>
-            <w:bottom w:w="0" w:type="dxa"/>
-          </w:tblCellMar>
-        </w:tblPrEx>
         <w:trPr>
           <w:trHeight w:val="256"/>
         </w:trPr>
@@ -1436,12 +1389,6 @@
         </w:tc>
       </w:tr>
       <w:tr>
-        <w:tblPrEx>
-          <w:tblCellMar>
-            <w:top w:w="0" w:type="dxa"/>
-            <w:bottom w:w="0" w:type="dxa"/>
-          </w:tblCellMar>
-        </w:tblPrEx>
         <w:trPr>
           <w:trHeight w:val="245"/>
         </w:trPr>
@@ -1576,12 +1523,6 @@
         </w:tc>
       </w:tr>
       <w:tr>
-        <w:tblPrEx>
-          <w:tblCellMar>
-            <w:top w:w="0" w:type="dxa"/>
-            <w:bottom w:w="0" w:type="dxa"/>
-          </w:tblCellMar>
-        </w:tblPrEx>
         <w:trPr>
           <w:trHeight w:val="256"/>
         </w:trPr>
@@ -1725,12 +1666,6 @@
         </w:tc>
       </w:tr>
       <w:tr>
-        <w:tblPrEx>
-          <w:tblCellMar>
-            <w:top w:w="0" w:type="dxa"/>
-            <w:bottom w:w="0" w:type="dxa"/>
-          </w:tblCellMar>
-        </w:tblPrEx>
         <w:trPr>
           <w:trHeight w:val="245"/>
         </w:trPr>
@@ -1865,12 +1800,6 @@
         </w:tc>
       </w:tr>
       <w:tr>
-        <w:tblPrEx>
-          <w:tblCellMar>
-            <w:top w:w="0" w:type="dxa"/>
-            <w:bottom w:w="0" w:type="dxa"/>
-          </w:tblCellMar>
-        </w:tblPrEx>
         <w:trPr>
           <w:trHeight w:val="467"/>
         </w:trPr>
@@ -2007,7 +1936,9 @@
     </w:tbl>
     <w:p>
       <w:r>
-        <w:lastRenderedPageBreak/>
+        <w:rPr>
+          <w:noProof/>
+        </w:rPr>
         <w:drawing>
           <wp:anchor distT="0" distB="0" distL="114300" distR="114300" simplePos="0" relativeHeight="251658240" behindDoc="0" locked="0" layoutInCell="1" allowOverlap="1" wp14:anchorId="4F615024" wp14:editId="48709C16">
             <wp:simplePos x="0" y="0"/>

--- a/reports and protocols/CMF_user_test_protocol.docx
+++ b/reports and protocols/CMF_user_test_protocol.docx
@@ -106,15 +106,7 @@
         <w:t>Onderzoekers</w:t>
       </w:r>
       <w:r>
-        <w:t xml:space="preserve">: Leon Debonne (leon.debonne@ugent.be) &amp; Staf </w:t>
-      </w:r>
-      <w:proofErr w:type="spellStart"/>
-      <w:r>
-        <w:t>Logie</w:t>
-      </w:r>
-      <w:proofErr w:type="spellEnd"/>
-      <w:r>
-        <w:t xml:space="preserve"> (staf.logie@ugent.be), Studenten industrieel ingenieur: industrieel ontwerpen, 2IO</w:t>
+        <w:t>: Leon Debonne (leon.debonne@ugent.be) &amp; Staf Logie (staf.logie@ugent.be), Studenten industrieel ingenieur: industrieel ontwerpen, 2IO</w:t>
       </w:r>
     </w:p>
     <w:p/>
@@ -301,15 +293,7 @@
         </w:numPr>
       </w:pPr>
       <w:r>
-        <w:t>Als er geen meerderheidsfavoriet uit de test kom moet er een duidelijk patroon te vinden zijn waarom de mensen hun keuzes maken. (</w:t>
-      </w:r>
-      <w:proofErr w:type="gramStart"/>
-      <w:r>
-        <w:t>bv.</w:t>
-      </w:r>
-      <w:proofErr w:type="gramEnd"/>
-      <w:r>
-        <w:t xml:space="preserve"> interieur huis/ keuken)</w:t>
+        <w:t>Als er geen meerderheidsfavoriet uit de test kom moet er een duidelijk patroon te vinden zijn waarom de mensen hun keuzes maken. (bv. interieur huis/ keuken)</w:t>
       </w:r>
     </w:p>
     <w:p/>
@@ -410,13 +394,8 @@
       </w:r>
       <w:proofErr w:type="spellEnd"/>
       <w:r>
-        <w:t xml:space="preserve"> </w:t>
-      </w:r>
-      <w:proofErr w:type="gramStart"/>
-      <w:r>
-        <w:t>consent formulier</w:t>
-      </w:r>
-      <w:proofErr w:type="gramEnd"/>
+        <w:t xml:space="preserve"> consent formulier</w:t>
+      </w:r>
     </w:p>
     <w:p>
       <w:pPr>
@@ -479,15 +458,15 @@
     <w:p/>
     <w:p>
       <w:r>
-        <w:t xml:space="preserve">Wij zijn Leon Debonne en Staf </w:t>
+        <w:t xml:space="preserve">Wij zijn Leon </w:t>
       </w:r>
       <w:proofErr w:type="spellStart"/>
       <w:r>
-        <w:t>Logie</w:t>
+        <w:t>Debonne</w:t>
       </w:r>
       <w:proofErr w:type="spellEnd"/>
       <w:r>
-        <w:t xml:space="preserve"> en we studeren aan de Universiteit Gent campus Kortrijk met afstudeerrichting industrieel ingenieur industrieel ontwerpen.</w:t>
+        <w:t xml:space="preserve"> en Staf Logie en we studeren aan de Universiteit Gent campus Kortrijk met afstudeerrichting industrieel ingenieur industrieel ontwerpen.</w:t>
       </w:r>
     </w:p>
     <w:p/>
@@ -660,21 +639,9 @@
     <w:p>
       <w:pPr>
         <w:pStyle w:val="Kop2"/>
-        <w:rPr>
-          <w:color w:val="EE0000"/>
-        </w:rPr>
-      </w:pPr>
-      <w:r>
-        <w:rPr>
-          <w:color w:val="EE0000"/>
-        </w:rPr>
+      </w:pPr>
+      <w:r>
         <w:t>Deel 3: Gedetailleerde CMF-evaluatie (TAP)</w:t>
-      </w:r>
-      <w:r>
-        <w:rPr>
-          <w:color w:val="EE0000"/>
-        </w:rPr>
-        <w:t xml:space="preserve"> (Mogelijks doen)</w:t>
       </w:r>
     </w:p>
     <w:p/>

--- a/reports and protocols/CMF_user_test_protocol.docx
+++ b/reports and protocols/CMF_user_test_protocol.docx
@@ -472,7 +472,15 @@
     <w:p/>
     <w:p>
       <w:r>
-        <w:t xml:space="preserve">Het project waar we momenteel mee bezig zijn focust op het uitwerken van een finaal productontwerp op basis van CMF-analyse. CMF staat voor Colour, </w:t>
+        <w:t xml:space="preserve">Het project waar we momenteel mee bezig zijn focust op het uitwerken van een finaal productontwerp op basis van CMF-analyse. CMF staat voor </w:t>
+      </w:r>
+      <w:proofErr w:type="spellStart"/>
+      <w:r>
+        <w:t>Color</w:t>
+      </w:r>
+      <w:proofErr w:type="spellEnd"/>
+      <w:r>
+        <w:t xml:space="preserve">, </w:t>
       </w:r>
       <w:proofErr w:type="spellStart"/>
       <w:r>
@@ -578,15 +586,15 @@
           <w:noProof/>
         </w:rPr>
         <w:drawing>
-          <wp:anchor distT="0" distB="0" distL="114300" distR="114300" simplePos="0" relativeHeight="251659264" behindDoc="0" locked="0" layoutInCell="1" allowOverlap="1" wp14:anchorId="42D6A8CB" wp14:editId="2AB7A6E5">
+          <wp:anchor distT="0" distB="0" distL="114300" distR="114300" simplePos="0" relativeHeight="251659264" behindDoc="0" locked="0" layoutInCell="1" allowOverlap="1" wp14:anchorId="42D6A8CB" wp14:editId="594FA2DE">
             <wp:simplePos x="0" y="0"/>
             <wp:positionH relativeFrom="page">
-              <wp:align>right</wp:align>
+              <wp:posOffset>31750</wp:posOffset>
             </wp:positionH>
             <wp:positionV relativeFrom="paragraph">
-              <wp:posOffset>201930</wp:posOffset>
+              <wp:posOffset>316230</wp:posOffset>
             </wp:positionV>
-            <wp:extent cx="7528835" cy="1295400"/>
+            <wp:extent cx="7528560" cy="1295400"/>
             <wp:effectExtent l="0" t="0" r="0" b="0"/>
             <wp:wrapTopAndBottom/>
             <wp:docPr id="1533023453" name="Afbeelding 1"/>
@@ -615,7 +623,7 @@
                   <pic:spPr>
                     <a:xfrm>
                       <a:off x="0" y="0"/>
-                      <a:ext cx="7528835" cy="1295400"/>
+                      <a:ext cx="7528560" cy="1295400"/>
                     </a:xfrm>
                     <a:prstGeom prst="rect">
                       <a:avLst/>
@@ -669,19 +677,10 @@
         </w:numPr>
       </w:pPr>
       <w:r>
-        <w:t>Hoe ervaart u de kleurkeuze van deze variant?</w:t>
-      </w:r>
-    </w:p>
-    <w:p>
-      <w:pPr>
-        <w:pStyle w:val="Lijstalinea"/>
-        <w:numPr>
-          <w:ilvl w:val="0"/>
-          <w:numId w:val="2"/>
-        </w:numPr>
-      </w:pPr>
-      <w:r>
-        <w:t>Voelt de kleur passend bij het product en de context waarvoor het dient?</w:t>
+        <w:t>Welke kleur heeft zo’n product in uw ogen</w:t>
+      </w:r>
+      <w:r>
+        <w:t>?</w:t>
       </w:r>
     </w:p>
     <w:p>
@@ -785,31 +784,43 @@
         </w:numPr>
       </w:pPr>
       <w:r>
-        <w:t>Hoe beoordeelt u de afwerking van de oppervlakken (mat, glanzend, gestructureerd...)?</w:t>
-      </w:r>
-    </w:p>
-    <w:p>
-      <w:pPr>
-        <w:pStyle w:val="Lijstalinea"/>
-        <w:numPr>
-          <w:ilvl w:val="0"/>
-          <w:numId w:val="2"/>
-        </w:numPr>
-      </w:pPr>
-      <w:r>
-        <w:t>Vindt u de afwerking hygiënisch en onderhoudsvriendelijk ogen?</w:t>
-      </w:r>
-    </w:p>
-    <w:p>
-      <w:pPr>
-        <w:pStyle w:val="Lijstalinea"/>
-        <w:numPr>
-          <w:ilvl w:val="0"/>
-          <w:numId w:val="2"/>
-        </w:numPr>
-      </w:pPr>
-      <w:r>
-        <w:t>Sluit de afwerking aan bij de sfeer en het gebruik van het product?</w:t>
+        <w:t>Welke afwerking vindt u passend bij dit product?</w:t>
+      </w:r>
+    </w:p>
+    <w:p>
+      <w:pPr>
+        <w:pStyle w:val="Lijstalinea"/>
+        <w:numPr>
+          <w:ilvl w:val="0"/>
+          <w:numId w:val="2"/>
+        </w:numPr>
+      </w:pPr>
+      <w:r>
+        <w:t>Waarom vindt u deze afwerking beter dan andere</w:t>
+      </w:r>
+      <w:r>
+        <w:t>?</w:t>
+      </w:r>
+    </w:p>
+    <w:p>
+      <w:pPr>
+        <w:pStyle w:val="Lijstalinea"/>
+        <w:numPr>
+          <w:ilvl w:val="0"/>
+          <w:numId w:val="2"/>
+        </w:numPr>
+      </w:pPr>
+      <w:r>
+        <w:t>Waarom vindt u dat</w:t>
+      </w:r>
+      <w:r>
+        <w:t xml:space="preserve"> de afwerking aan</w:t>
+      </w:r>
+      <w:r>
+        <w:t xml:space="preserve"> sluit</w:t>
+      </w:r>
+      <w:r>
+        <w:t xml:space="preserve"> bij de sfeer en het gebruik van het product?</w:t>
       </w:r>
     </w:p>
     <w:p/>
@@ -889,31 +900,52 @@
         </w:numPr>
       </w:pPr>
       <w:r>
-        <w:t>Rangschik de varianten van meest naar minst voorkeur op vlak van kleur.</w:t>
-      </w:r>
-    </w:p>
-    <w:p>
-      <w:pPr>
-        <w:pStyle w:val="Lijstalinea"/>
-        <w:numPr>
-          <w:ilvl w:val="0"/>
-          <w:numId w:val="2"/>
-        </w:numPr>
-      </w:pPr>
-      <w:r>
-        <w:t>Rangschik de varianten van meest naar minst voorkeur op vlak van materiaal.</w:t>
-      </w:r>
-    </w:p>
-    <w:p>
-      <w:pPr>
-        <w:pStyle w:val="Lijstalinea"/>
-        <w:numPr>
-          <w:ilvl w:val="0"/>
-          <w:numId w:val="2"/>
-        </w:numPr>
-      </w:pPr>
-      <w:r>
-        <w:t>Rangschik de varianten van meest naar minst voorkeur op vlak van afwerking.</w:t>
+        <w:t>Rangschik de varianten</w:t>
+      </w:r>
+      <w:r>
+        <w:t xml:space="preserve"> voor het tactiel element van de knop</w:t>
+      </w:r>
+      <w:r>
+        <w:t xml:space="preserve"> van meest naar minst voorkeur.</w:t>
+      </w:r>
+    </w:p>
+    <w:p>
+      <w:pPr>
+        <w:pStyle w:val="Lijstalinea"/>
+        <w:numPr>
+          <w:ilvl w:val="0"/>
+          <w:numId w:val="2"/>
+        </w:numPr>
+      </w:pPr>
+      <w:r>
+        <w:t xml:space="preserve">Rangschik de </w:t>
+      </w:r>
+      <w:r>
+        <w:t>materialen</w:t>
+      </w:r>
+      <w:r>
+        <w:t xml:space="preserve"> van meest naar minst voorkeur</w:t>
+      </w:r>
+      <w:r>
+        <w:t>.</w:t>
+      </w:r>
+    </w:p>
+    <w:p>
+      <w:pPr>
+        <w:pStyle w:val="Lijstalinea"/>
+        <w:numPr>
+          <w:ilvl w:val="0"/>
+          <w:numId w:val="2"/>
+        </w:numPr>
+      </w:pPr>
+      <w:r>
+        <w:t>Rangschik de varianten</w:t>
+      </w:r>
+      <w:r>
+        <w:t xml:space="preserve"> van vormgeving</w:t>
+      </w:r>
+      <w:r>
+        <w:t xml:space="preserve"> van meest naar minst voorkeur op vlak van afwerking.</w:t>
       </w:r>
     </w:p>
     <w:p>
@@ -1511,15 +1543,13 @@
             </w:tcMar>
           </w:tcPr>
           <w:p>
-            <w:proofErr w:type="spellStart"/>
             <w:r>
               <w:rPr>
                 <w:sz w:val="22"/>
                 <w:szCs w:val="22"/>
               </w:rPr>
-              <w:t>Colorpallet</w:t>
+              <w:t>Kleurenpalet</w:t>
             </w:r>
-            <w:proofErr w:type="spellEnd"/>
             <w:r>
               <w:rPr>
                 <w:sz w:val="22"/>
@@ -1906,6 +1936,7 @@
         <w:rPr>
           <w:noProof/>
         </w:rPr>
+        <w:lastRenderedPageBreak/>
         <w:drawing>
           <wp:anchor distT="0" distB="0" distL="114300" distR="114300" simplePos="0" relativeHeight="251658240" behindDoc="0" locked="0" layoutInCell="1" allowOverlap="1" wp14:anchorId="4F615024" wp14:editId="48709C16">
             <wp:simplePos x="0" y="0"/>

--- a/reports and protocols/CMF_user_test_protocol.docx
+++ b/reports and protocols/CMF_user_test_protocol.docx
@@ -677,10 +677,7 @@
         </w:numPr>
       </w:pPr>
       <w:r>
-        <w:t>Welke kleur heeft zo’n product in uw ogen</w:t>
-      </w:r>
-      <w:r>
-        <w:t>?</w:t>
+        <w:t>Welke kleur heeft zo’n product in uw ogen?</w:t>
       </w:r>
     </w:p>
     <w:p>
@@ -796,31 +793,19 @@
         </w:numPr>
       </w:pPr>
       <w:r>
-        <w:t>Waarom vindt u deze afwerking beter dan andere</w:t>
-      </w:r>
-      <w:r>
-        <w:t>?</w:t>
-      </w:r>
-    </w:p>
-    <w:p>
-      <w:pPr>
-        <w:pStyle w:val="Lijstalinea"/>
-        <w:numPr>
-          <w:ilvl w:val="0"/>
-          <w:numId w:val="2"/>
-        </w:numPr>
-      </w:pPr>
-      <w:r>
-        <w:t>Waarom vindt u dat</w:t>
-      </w:r>
-      <w:r>
-        <w:t xml:space="preserve"> de afwerking aan</w:t>
-      </w:r>
-      <w:r>
-        <w:t xml:space="preserve"> sluit</w:t>
-      </w:r>
-      <w:r>
-        <w:t xml:space="preserve"> bij de sfeer en het gebruik van het product?</w:t>
+        <w:t>Waarom vindt u deze afwerking beter dan andere?</w:t>
+      </w:r>
+    </w:p>
+    <w:p>
+      <w:pPr>
+        <w:pStyle w:val="Lijstalinea"/>
+        <w:numPr>
+          <w:ilvl w:val="0"/>
+          <w:numId w:val="2"/>
+        </w:numPr>
+      </w:pPr>
+      <w:r>
+        <w:t>Waarom vindt u dat de afwerking aan sluit bij de sfeer en het gebruik van het product?</w:t>
       </w:r>
     </w:p>
     <w:p/>
@@ -876,18 +861,6 @@
       </w:pPr>
       <w:r>
         <w:t>Deel 4: Vergelijkende evaluatie</w:t>
-      </w:r>
-    </w:p>
-    <w:p/>
-    <w:p>
-      <w:r>
-        <w:t>Nu zullen we de</w:t>
-      </w:r>
-      <w:r>
-        <w:t xml:space="preserve"> verschillende combo’s</w:t>
-      </w:r>
-      <w:r>
-        <w:t xml:space="preserve"> naast elkaar vergelijken.</w:t>
       </w:r>
     </w:p>
     <w:p/>
@@ -982,6 +955,18 @@
           <w:highlight w:val="yellow"/>
         </w:rPr>
         <w:t>board.</w:t>
+      </w:r>
+    </w:p>
+    <w:p>
+      <w:pPr>
+        <w:pStyle w:val="Lijstalinea"/>
+        <w:numPr>
+          <w:ilvl w:val="0"/>
+          <w:numId w:val="2"/>
+        </w:numPr>
+      </w:pPr>
+      <w:r>
+        <w:t>Zijn er referentiemerken waarvan u de CMF-stijl vindt passen bij het product</w:t>
       </w:r>
     </w:p>
     <w:p>
@@ -1936,7 +1921,6 @@
         <w:rPr>
           <w:noProof/>
         </w:rPr>
-        <w:lastRenderedPageBreak/>
         <w:drawing>
           <wp:anchor distT="0" distB="0" distL="114300" distR="114300" simplePos="0" relativeHeight="251658240" behindDoc="0" locked="0" layoutInCell="1" allowOverlap="1" wp14:anchorId="4F615024" wp14:editId="48709C16">
             <wp:simplePos x="0" y="0"/>

--- a/reports and protocols/CMF_user_test_protocol.docx
+++ b/reports and protocols/CMF_user_test_protocol.docx
@@ -293,7 +293,15 @@
         </w:numPr>
       </w:pPr>
       <w:r>
-        <w:t>Als er geen meerderheidsfavoriet uit de test kom moet er een duidelijk patroon te vinden zijn waarom de mensen hun keuzes maken. (bv. interieur huis/ keuken)</w:t>
+        <w:t>Als er geen meerderheidsfavoriet uit de test kom moet er een duidelijk patroon te vinden zijn waarom de mensen hun keuzes maken. (</w:t>
+      </w:r>
+      <w:proofErr w:type="gramStart"/>
+      <w:r>
+        <w:t>bv.</w:t>
+      </w:r>
+      <w:proofErr w:type="gramEnd"/>
+      <w:r>
+        <w:t xml:space="preserve"> interieur huis/ keuken)</w:t>
       </w:r>
     </w:p>
     <w:p/>
@@ -394,8 +402,13 @@
       </w:r>
       <w:proofErr w:type="spellEnd"/>
       <w:r>
-        <w:t xml:space="preserve"> consent formulier</w:t>
-      </w:r>
+        <w:t xml:space="preserve"> </w:t>
+      </w:r>
+      <w:proofErr w:type="gramStart"/>
+      <w:r>
+        <w:t>consent formulier</w:t>
+      </w:r>
+      <w:proofErr w:type="gramEnd"/>
     </w:p>
     <w:p>
       <w:pPr>
@@ -458,15 +471,15 @@
     <w:p/>
     <w:p>
       <w:r>
-        <w:t xml:space="preserve">Wij zijn Leon </w:t>
+        <w:t xml:space="preserve">Wij zijn Leon Debonne en Staf </w:t>
       </w:r>
       <w:proofErr w:type="spellStart"/>
       <w:r>
-        <w:t>Debonne</w:t>
+        <w:t>Logie</w:t>
       </w:r>
       <w:proofErr w:type="spellEnd"/>
       <w:r>
-        <w:t xml:space="preserve"> en Staf Logie en we studeren aan de Universiteit Gent campus Kortrijk met afstudeerrichting industrieel ingenieur industrieel ontwerpen.</w:t>
+        <w:t xml:space="preserve"> en we studeren aan de Universiteit Gent campus Kortrijk met afstudeerrichting industrieel ingenieur industrieel ontwerpen.</w:t>
       </w:r>
     </w:p>
     <w:p/>
@@ -928,33 +941,12 @@
           <w:ilvl w:val="0"/>
           <w:numId w:val="2"/>
         </w:numPr>
-        <w:rPr>
-          <w:highlight w:val="yellow"/>
-        </w:rPr>
       </w:pPr>
       <w:r>
         <w:t>Zijn er combinaties die u zou willen samenvoegen (kleur van variant X + materiaal van variant Y)?</w:t>
       </w:r>
       <w:r>
-        <w:t xml:space="preserve"> </w:t>
-      </w:r>
-      <w:r>
-        <w:rPr>
-          <w:highlight w:val="yellow"/>
-        </w:rPr>
-        <w:t>Laat ze gewilde combo maken op CMF</w:t>
-      </w:r>
-      <w:r>
-        <w:rPr>
-          <w:highlight w:val="yellow"/>
-        </w:rPr>
-        <w:t>-</w:t>
-      </w:r>
-      <w:r>
-        <w:rPr>
-          <w:highlight w:val="yellow"/>
-        </w:rPr>
-        <w:t>board.</w:t>
+        <w:t xml:space="preserve"> Laat ze gewilde combo maken op CMF-board.</w:t>
       </w:r>
     </w:p>
     <w:p>
